--- a/tai-lieu-noi-bo/moscow/moscow-city-panorama360.docx
+++ b/tai-lieu-noi-bo/moscow/moscow-city-panorama360.docx
@@ -100,6 +100,14 @@
     </w:p>
     <w:p>
       <w:pPr>
+        <w:pStyle w:val="ListBullet"/>
+      </w:pPr>
+      <w:r>
+        <w:t>'Đọc' skyline theo chiều cao: Federatsiya 374 m › OKO 354 m › Neva Towers 345 m › Mercury 339 m › Eurasia 309 m › City of Capitals 302 m.</w:t>
+      </w:r>
+    </w:p>
+    <w:p>
+      <w:pPr>
         <w:pStyle w:val="Heading1"/>
       </w:pPr>
       <w:r>
@@ -388,6 +396,76 @@
       </w:pPr>
       <w:r>
         <w:t>Chính sự tương phản giữa Moskva-City với 'Bảy chị em Stalin' (bảy tòa nhà chọc trời kiểu Stalin thập niên 1940–1950) và với trung tâm lịch sử đã tạo nên chiều sâu cho đường chân trời Moskva: ba thế hệ kiến trúc — cổ điển Nga, hoành tráng Xô-viết và kính-thép đương đại — cùng tồn tại trong một khung cảnh.</w:t>
+      </w:r>
+    </w:p>
+    <w:p>
+      <w:pPr>
+        <w:pStyle w:val="Heading1"/>
+      </w:pPr>
+      <w:r>
+        <w:rPr>
+          <w:color w:val="152C4E"/>
+        </w:rPr>
+        <w:t>Bản đồ chiều cao — đi từng tòa tháp Moskva-City</w:t>
+      </w:r>
+    </w:p>
+    <w:p>
+      <w:pPr>
+        <w:jc w:val="both"/>
+      </w:pPr>
+      <w:r>
+        <w:t>Moskva-City tập trung nhiều nhà chọc trời nhất châu Âu trên diện tích khoảng 60 ha (21 lô đánh số). Để khách dễ hình dung 'ai cao hơn ai', hãy đọc skyline từ cao xuống thấp. Cao nhất là tháp Federatsiya-Vostok (Đông) 374 m — từng giữ ngôi cao nhất châu Âu tới năm 2017. Kế đó là cụm OKO với tháp nam cao 354 m (85 tầng, nơi đặt đài lộ thiên). Neva Towers vươn 345 m (79 tầng). Mercury City Tower 339 m (75 tầng) khoác lớp kính ánh đồng, chuyển màu cam rực khi có nắng. Eurasia (còn gọi 'Steel Peak') cao 309 m (70 tầng). Và City of Capitals — tháp 'Moskva' cao 302 m (76 tầng) — xếp chồng những khối hộp lệch nhau, tri ân hai thủ đô Moskva và Sankt-Peterburg.</w:t>
+      </w:r>
+    </w:p>
+    <w:p>
+      <w:pPr>
+        <w:jc w:val="both"/>
+      </w:pPr>
+      <w:r>
+        <w:t>Tầng giữa của skyline gồm: tháp đôi Federatsiya-Zapad (Tây) cao 242 m; Naberezhnaya Tower 268 m (59 tầng); tháp Evolution 246 m (55 tầng) với mặt đứng xoắn như một chuỗi ADN; và Imperia Tower 239 m (59 tầng) — nơi đặt Bảo tàng Moskva-City ở tầng 56. Cụm IQ-quarter 169 m (42 tầng) là nhóm thấp hơn, chủ yếu là văn phòng của các cơ quan nhà nước.</w:t>
+      </w:r>
+    </w:p>
+    <w:p>
+      <w:pPr>
+        <w:jc w:val="both"/>
+      </w:pPr>
+      <w:r>
+        <w:t>Đang xây dựng là One Tower (Tháp Một) — theo quy hoạch hiện nay cao khoảng 376 m, 100 tầng (con số từng được nêu ở mức cao hơn trong các phương án trước, nên hướng dẫn viên nên dùng chữ 'dự kiến'); khi hoàn thành, đây có thể là một trong những tòa nhà để ở cao nhất châu Âu. Một chi tiết khiến khách trầm trồ: nhiều tòa ở đây lọt nhóm cao nhất châu lục, nhưng kỷ lục Guinness của khu lại nằm... dưới lòng đất — 14.000 m³ bê-tông đổ liền mạch cho móng tháp Federatsiya năm 2007.</w:t>
+      </w:r>
+    </w:p>
+    <w:p>
+      <w:pPr>
+        <w:jc w:val="both"/>
+      </w:pPr>
+      <w:r>
+        <w:t>Gợi ý cách kể cho khách Việt: đừng đọc một tràng số mét (khách quên ngay). Hãy dạy khách nhận diện 3–4 tòa bằng ĐẶC ĐIỂM hình khối: tháp màu đồng-cam là Mercury; tháp xoắn như ADN là Evolution; tháp đôi cao nhất có đài ngắm cảnh là Federatsiya; hai khối hộp xếp lệch nhau là City of Capitals. 'Nhìn hình đoán tên' bao giờ cũng vui và dễ nhớ hơn 'nghe số đoán tháp'.</w:t>
+      </w:r>
+    </w:p>
+    <w:p>
+      <w:pPr>
+        <w:pStyle w:val="Heading1"/>
+      </w:pPr>
+      <w:r>
+        <w:rPr>
+          <w:color w:val="152C4E"/>
+        </w:rPr>
+        <w:t>Chọn đài quan sát: Panorama 360 (kín) hay OKO (lộ thiên)?</w:t>
+      </w:r>
+    </w:p>
+    <w:p>
+      <w:pPr>
+        <w:jc w:val="both"/>
+      </w:pPr>
+      <w:r>
+        <w:t>Hai đài quan sát của khu bổ trợ nhau chứ không thay thế nhau. Panorama 360 (tầng 89 tháp Federatsiya, độ cao 327 m) là đài trong nhà: kính cao tới 6 m bao trọn 360°, kín gió, ấm áp, an toàn cho trẻ nhỏ và người ngại độ cao; vé lại kèm kem và sô-cô-la nếm không giới hạn nên rất hợp các gia đình. Nhược điểm: chụp ảnh qua kính đôi khi bị lóa hoặc phản chiếu, và theo chính sách thì không hoàn tiền khi trời xấu.</w:t>
+      </w:r>
+    </w:p>
+    <w:p>
+      <w:pPr>
+        <w:jc w:val="both"/>
+      </w:pPr>
+      <w:r>
+        <w:t>Đài lộ thiên trên nóc tháp OKO (354 m) thì ngược lại: không có kính chắn, khách bước thẳng ra sân thượng nên ảnh trong veo, lại có cảm giác gió lộng — được quảng bá là 'cao nhất châu Âu ngoài trời'; đài còn cho hoàn tiền hoặc đổi ngày nếu thời tiết xấu và cho mượn chăn khi lạnh. Nhược điểm: lộng gió, lạnh và giới hạn độ tuổi chặt hơn (trẻ dưới 6 tuổi không được lên). Gợi ý cách kể cho khách Việt: hỏi nhu cầu của khách trước — 'đi cùng trẻ nhỏ, sợ độ cao, muốn ăn kem' thì chọn Panorama 360; 'mê chụp ảnh, thích cảm giác mạnh, hôm nay trời đẹp' thì chọn OKO. Ai dư thời gian và ngân sách thì lên cả hai, mỗi đài một kiểu thú vị riêng.</w:t>
       </w:r>
     </w:p>
     <w:p>
@@ -1134,11 +1212,20 @@
     <w:p>
       <w:r>
         <w:rPr>
+          <w:color w:val="5C6773"/>
+          <w:sz w:val="20"/>
+        </w:rPr>
+        <w:t>Wikipedia (EN) — 'Moscow International Business Center' (chiều cao/tầng từng tháp: Federatsiya-Vostok 374 m; OKO 354 m/85 tầng; Neva Towers 345 m/79; Mercury City 339 m/75; Eurasia/Steel Peak 309 m/70; City of Capitals 302 m/76; Naberezhnaya 268 m/59; Evolution 246 m/55; Imperia 239 m/59; IQ-quarter 169 m/42; One Tower dự kiến 376 m/100; khu ~60 ha, 21 lô).</w:t>
+      </w:r>
+    </w:p>
+    <w:p>
+      <w:r>
+        <w:rPr>
           <w:i/>
           <w:color w:val="5C6773"/>
           <w:sz w:val="18"/>
         </w:rPr>
-        <w:t>Tài liệu nội bộ — không dùng cho mục đích public. Biên soạn nguyên gốc, có dẫn nguồn. Cập nhật 2026-08-11.</w:t>
+        <w:t>Tài liệu nội bộ — không dùng cho mục đích public. Biên soạn nguyên gốc, có dẫn nguồn. Cập nhật 2026-09-27.</w:t>
       </w:r>
     </w:p>
     <w:sectPr>
